--- a/business/bids/ETABLIX-siemens-energy-supplier-form.docx
+++ b/business/bids/ETABLIX-siemens-energy-supplier-form.docx
@@ -4207,7 +4207,7 @@
           <w:sz w:val="20"/>
           <w:szCs w:val="20"/>
         </w:rPr>
-        <w:t xml:space="preserve">They ask for bullet points and ask for it short. This is the only field on the form that sells, and a long answer in it is read as padding.</w:t>
+        <w:t xml:space="preserve">They ask for bullet points and they ask for it short. This is the only field on the form that sells, and length in it is read as padding. Five bullets, about 150 words. Paste as a bulleted list — the field takes formatting.</w:t>
       </w:r>
     </w:p>
     <w:p>
@@ -4222,22 +4222,11 @@
       <w:r>
         <w:rPr>
           <w:rFonts w:ascii="Arial" w:cs="Arial" w:eastAsia="Arial" w:hAnsi="Arial"/>
-          <w:b/>
-          <w:bCs/>
-          <w:color w:val="14181D"/>
-          <w:sz w:val="20"/>
-          <w:szCs w:val="20"/>
-        </w:rPr>
-        <w:t xml:space="preserve">One accountable interface for the whole temporary site system</w:t>
-      </w:r>
-      <w:r>
-        <w:rPr>
-          <w:rFonts w:ascii="Arial" w:cs="Arial" w:eastAsia="Arial" w:hAnsi="Arial"/>
-          <w:color w:val="14181D"/>
-          <w:sz w:val="20"/>
-          <w:szCs w:val="20"/>
-        </w:rPr>
-        <w:t xml:space="preserve"> —</w:t>
+          <w:color w:val="14181D"/>
+          <w:sz w:val="20"/>
+          <w:szCs w:val="20"/>
+        </w:rPr>
+        <w:t xml:space="preserve">One accountable interface for the whole temporary site system — compound</w:t>
       </w:r>
     </w:p>
     <w:p>
@@ -4256,7 +4245,7 @@
           <w:sz w:val="19"/>
           <w:szCs w:val="19"/>
         </w:rPr>
-        <w:t xml:space="preserve">compound and welfare, temporary power and utilities, security, waste, catering, workforce accommodation, logistics, demobilisation and reinstatement — instead of ten to twenty-five separate packages, each with its own interface for the project team to manage.</w:t>
+        <w:t xml:space="preserve">and welfare, temporary power and utilities, security, waste, catering, workforce accommodation, logistics, demobilisation and reinstatement — instead of 10 to 25 separate packages for your project team to manage.</w:t>
       </w:r>
     </w:p>
     <w:p>
@@ -4271,22 +4260,11 @@
       <w:r>
         <w:rPr>
           <w:rFonts w:ascii="Arial" w:cs="Arial" w:eastAsia="Arial" w:hAnsi="Arial"/>
-          <w:b/>
-          <w:bCs/>
-          <w:color w:val="14181D"/>
-          <w:sz w:val="20"/>
-          <w:szCs w:val="20"/>
-        </w:rPr>
-        <w:t xml:space="preserve">The interfaces are the scope.</w:t>
-      </w:r>
-      <w:r>
-        <w:rPr>
-          <w:rFonts w:ascii="Arial" w:cs="Arial" w:eastAsia="Arial" w:hAnsi="Arial"/>
-          <w:color w:val="14181D"/>
-          <w:sz w:val="20"/>
-          <w:szCs w:val="20"/>
-        </w:rPr>
-        <w:t xml:space="preserve"> The generator sized without the welfare</w:t>
+          <w:color w:val="14181D"/>
+          <w:sz w:val="20"/>
+          <w:szCs w:val="20"/>
+        </w:rPr>
+        <w:t xml:space="preserve">We own the interfaces between those suppliers, which is where cost and</w:t>
       </w:r>
     </w:p>
     <w:p>
@@ -4305,7 +4283,7 @@
           <w:sz w:val="19"/>
           <w:szCs w:val="19"/>
         </w:rPr>
-        <w:t xml:space="preserve">load, the accommodation opening after the workforce arrives, three suppliers invoicing the same standby labour: these are not supplier failures, they are gaps between suppliers that nobody owns. We own them.</w:t>
+        <w:t xml:space="preserve">programme actually leak: the generator sized without the welfare load, accommodation opening after the workforce arrives, three suppliers invoicing the same standby labour.</w:t>
       </w:r>
     </w:p>
     <w:p>
@@ -4320,22 +4298,11 @@
       <w:r>
         <w:rPr>
           <w:rFonts w:ascii="Arial" w:cs="Arial" w:eastAsia="Arial" w:hAnsi="Arial"/>
-          <w:b/>
-          <w:bCs/>
-          <w:color w:val="14181D"/>
-          <w:sz w:val="20"/>
-          <w:szCs w:val="20"/>
-        </w:rPr>
-        <w:t xml:space="preserve">Three ways to engage, so the risk sits where it belongs.</w:t>
-      </w:r>
-      <w:r>
-        <w:rPr>
-          <w:rFonts w:ascii="Arial" w:cs="Arial" w:eastAsia="Arial" w:hAnsi="Arial"/>
-          <w:color w:val="14181D"/>
-          <w:sz w:val="20"/>
-          <w:szCs w:val="20"/>
-        </w:rPr>
-        <w:t xml:space="preserve"> Advisory — we</w:t>
+          <w:color w:val="14181D"/>
+          <w:sz w:val="20"/>
+          <w:szCs w:val="20"/>
+        </w:rPr>
+        <w:t xml:space="preserve">Three engagement models, so the risk sits where you want it. Advisory — we</w:t>
       </w:r>
     </w:p>
     <w:p>
@@ -4354,7 +4321,7 @@
           <w:sz w:val="19"/>
           <w:szCs w:val="19"/>
         </w:rPr>
-        <w:t xml:space="preserve">specify and you contract. Management Integrator — you contract every supplier directly and we control delivery; we never hold your supply-chain money. Prime Service Contractor — one contract for the whole temporary scope.</w:t>
+        <w:t xml:space="preserve">specify, you contract. Management Integrator — you contract every supplier directly, we control delivery, and we never hold your supply-chain money. Prime Service Contractor — one contract for the whole temporary scope.</w:t>
       </w:r>
     </w:p>
     <w:p>
@@ -4369,22 +4336,11 @@
       <w:r>
         <w:rPr>
           <w:rFonts w:ascii="Arial" w:cs="Arial" w:eastAsia="Arial" w:hAnsi="Arial"/>
-          <w:b/>
-          <w:bCs/>
-          <w:color w:val="14181D"/>
-          <w:sz w:val="20"/>
-          <w:szCs w:val="20"/>
-        </w:rPr>
-        <w:t xml:space="preserve">Priced and programmed before mobilisation, not during it.</w:t>
-      </w:r>
-      <w:r>
-        <w:rPr>
-          <w:rFonts w:ascii="Arial" w:cs="Arial" w:eastAsia="Arial" w:hAnsi="Arial"/>
-          <w:color w:val="14181D"/>
-          <w:sz w:val="20"/>
-          <w:szCs w:val="20"/>
-        </w:rPr>
-        <w:t xml:space="preserve"> Site</w:t>
+          <w:color w:val="14181D"/>
+          <w:sz w:val="20"/>
+          <w:szCs w:val="20"/>
+        </w:rPr>
+        <w:t xml:space="preserve">Priced and programmed before mobilisation rather than during it: a number,</w:t>
       </w:r>
     </w:p>
     <w:p>
@@ -4403,7 +4359,7 @@
           <w:sz w:val="19"/>
           <w:szCs w:val="19"/>
         </w:rPr>
-        <w:t xml:space="preserve">establishment is settled in the fortnight before anyone is watching and paid for across the whole programme; we put a number, an owner and an acceptance test against every line of it first.</w:t>
+        <w:t xml:space="preserve">an owner and an acceptance test against every line of it.</w:t>
       </w:r>
     </w:p>
     <w:p>
@@ -4418,22 +4374,11 @@
       <w:r>
         <w:rPr>
           <w:rFonts w:ascii="Arial" w:cs="Arial" w:eastAsia="Arial" w:hAnsi="Arial"/>
-          <w:b/>
-          <w:bCs/>
-          <w:color w:val="14181D"/>
-          <w:sz w:val="20"/>
-          <w:szCs w:val="20"/>
-        </w:rPr>
-        <w:t xml:space="preserve">Led by a chartered construction professional</w:t>
-      </w:r>
-      <w:r>
-        <w:rPr>
-          <w:rFonts w:ascii="Arial" w:cs="Arial" w:eastAsia="Arial" w:hAnsi="Arial"/>
-          <w:color w:val="14181D"/>
-          <w:sz w:val="20"/>
-          <w:szCs w:val="20"/>
-        </w:rPr>
-        <w:t xml:space="preserve"> (MCIOB) with delivery</w:t>
+          <w:color w:val="14181D"/>
+          <w:sz w:val="20"/>
+          <w:szCs w:val="20"/>
+        </w:rPr>
+        <w:t xml:space="preserve">Chartered construction leadership (MCIOB) across electricity transmission,</w:t>
       </w:r>
     </w:p>
     <w:p>
@@ -4452,7 +4397,25 @@
           <w:sz w:val="19"/>
           <w:szCs w:val="19"/>
         </w:rPr>
-        <w:t xml:space="preserve">experience across transmission, energy and major infrastructure, including workforce accommodation villages scoped at several hundred beds and multi-year duration.</w:t>
+        <w:t xml:space="preserve">energy and major infrastructure, including workforce accommodation villages scoped at several hundred beds over multi-year programmes — reported through our own project-control platform.</w:t>
+      </w:r>
+    </w:p>
+    <w:p>
+      <w:pPr>
+        <w:pStyle w:val="Heading2"/>
+        <w:keepNext/>
+        <w:spacing w:after="110" w:before="260"/>
+      </w:pPr>
+      <w:r>
+        <w:rPr>
+          <w:rFonts w:ascii="Arial" w:cs="Arial" w:eastAsia="Arial" w:hAnsi="Arial"/>
+          <w:b/>
+          <w:bCs/>
+          <w:color w:val="9C7A3C"/>
+          <w:sz w:val="21"/>
+          <w:szCs w:val="21"/>
+        </w:rPr>
+        <w:t xml:space="preserve">A shorter three-bullet version, if the field is tight</w:t>
       </w:r>
     </w:p>
     <w:p>
@@ -4467,22 +4430,11 @@
       <w:r>
         <w:rPr>
           <w:rFonts w:ascii="Arial" w:cs="Arial" w:eastAsia="Arial" w:hAnsi="Arial"/>
-          <w:b/>
-          <w:bCs/>
-          <w:color w:val="14181D"/>
-          <w:sz w:val="20"/>
-          <w:szCs w:val="20"/>
-        </w:rPr>
-        <w:t xml:space="preserve">Our own project-control platform</w:t>
-      </w:r>
-      <w:r>
-        <w:rPr>
-          <w:rFonts w:ascii="Arial" w:cs="Arial" w:eastAsia="Arial" w:hAnsi="Arial"/>
-          <w:color w:val="14181D"/>
-          <w:sz w:val="20"/>
-          <w:szCs w:val="20"/>
-        </w:rPr>
-        <w:t xml:space="preserve">, CONSTRUX, so programme, cost, change,</w:t>
+          <w:color w:val="14181D"/>
+          <w:sz w:val="20"/>
+          <w:szCs w:val="20"/>
+        </w:rPr>
+        <w:t xml:space="preserve">One accountable interface for the whole temporary site system — welfare,</w:t>
       </w:r>
     </w:p>
     <w:p>
@@ -4501,7 +4453,115 @@
           <w:sz w:val="19"/>
           <w:szCs w:val="19"/>
         </w:rPr>
-        <w:t xml:space="preserve">evidence and supplier performance are reported from one record rather than reassembled each month.</w:t>
+        <w:t xml:space="preserve">power, security, waste, catering, workforce accommodation, logistics and reinstatement — instead of 10 to 25 packages your team manages separately.</w:t>
+      </w:r>
+    </w:p>
+    <w:p>
+      <w:pPr>
+        <w:pStyle w:val="ListParagraph"/>
+        <w:numPr>
+          <w:ilvl w:val="0"/>
+          <w:numId w:val="2"/>
+        </w:numPr>
+        <w:spacing w:after="50" w:before="50" w:line="280"/>
+      </w:pPr>
+      <w:r>
+        <w:rPr>
+          <w:rFonts w:ascii="Arial" w:cs="Arial" w:eastAsia="Arial" w:hAnsi="Arial"/>
+          <w:color w:val="14181D"/>
+          <w:sz w:val="20"/>
+          <w:szCs w:val="20"/>
+        </w:rPr>
+        <w:t xml:space="preserve">We own the interfaces between them, which is where cost and programme leak.</w:t>
+      </w:r>
+    </w:p>
+    <w:p>
+      <w:pPr>
+        <w:pBdr>
+          <w:left w:val="single" w:color="9C7A3C" w:sz="18" w:space="10"/>
+        </w:pBdr>
+        <w:shd w:fill="EFE6D2" w:color="auto" w:val="clear"/>
+        <w:spacing w:after="150" w:before="150" w:line="280"/>
+        <w:ind w:left="170" w:right="170"/>
+      </w:pPr>
+      <w:r>
+        <w:rPr>
+          <w:rFonts w:ascii="Arial" w:cs="Arial" w:eastAsia="Arial" w:hAnsi="Arial"/>
+          <w:color w:val="14181D"/>
+          <w:sz w:val="19"/>
+          <w:szCs w:val="19"/>
+        </w:rPr>
+        <w:t xml:space="preserve">Three engagement models, from advisory to a single contract for the whole temporary scope; in the middle model we never hold your supply-chain money.</w:t>
+      </w:r>
+    </w:p>
+    <w:p>
+      <w:pPr>
+        <w:pStyle w:val="ListParagraph"/>
+        <w:numPr>
+          <w:ilvl w:val="0"/>
+          <w:numId w:val="2"/>
+        </w:numPr>
+        <w:spacing w:after="50" w:before="50" w:line="280"/>
+      </w:pPr>
+      <w:r>
+        <w:rPr>
+          <w:rFonts w:ascii="Arial" w:cs="Arial" w:eastAsia="Arial" w:hAnsi="Arial"/>
+          <w:color w:val="14181D"/>
+          <w:sz w:val="20"/>
+          <w:szCs w:val="20"/>
+        </w:rPr>
+        <w:t xml:space="preserve">Chartered construction leadership (MCIOB) across transmission, energy and</w:t>
+      </w:r>
+    </w:p>
+    <w:p>
+      <w:pPr>
+        <w:pBdr>
+          <w:left w:val="single" w:color="9C7A3C" w:sz="18" w:space="10"/>
+        </w:pBdr>
+        <w:shd w:fill="EFE6D2" w:color="auto" w:val="clear"/>
+        <w:spacing w:after="150" w:before="150" w:line="280"/>
+        <w:ind w:left="170" w:right="170"/>
+      </w:pPr>
+      <w:r>
+        <w:rPr>
+          <w:rFonts w:ascii="Arial" w:cs="Arial" w:eastAsia="Arial" w:hAnsi="Arial"/>
+          <w:color w:val="14181D"/>
+          <w:sz w:val="19"/>
+          <w:szCs w:val="19"/>
+        </w:rPr>
+        <w:t xml:space="preserve">major infrastructure, including workforce accommodation villages of several hundred beds, priced and programmed before mobilisation rather than during it.</w:t>
+      </w:r>
+    </w:p>
+    <w:p>
+      <w:pPr>
+        <w:pStyle w:val="Heading2"/>
+        <w:keepNext/>
+        <w:spacing w:after="110" w:before="260"/>
+      </w:pPr>
+      <w:r>
+        <w:rPr>
+          <w:rFonts w:ascii="Arial" w:cs="Arial" w:eastAsia="Arial" w:hAnsi="Arial"/>
+          <w:b/>
+          <w:bCs/>
+          <w:color w:val="9C7A3C"/>
+          <w:sz w:val="21"/>
+          <w:szCs w:val="21"/>
+        </w:rPr>
+        <w:t xml:space="preserve">What these bullets deliberately avoid</w:t>
+      </w:r>
+    </w:p>
+    <w:p>
+      <w:pPr>
+        <w:spacing w:after="90" w:before="90" w:line="280"/>
+      </w:pPr>
+      <w:r>
+        <w:rPr>
+          <w:rFonts w:ascii="Arial" w:cs="Arial" w:eastAsia="Arial" w:hAnsi="Arial"/>
+          <w:color w:val="14181D"/>
+          <w:sz w:val="20"/>
+          <w:szCs w:val="20"/>
+        </w:rPr>
+        <w:t xml:space="preserve">No certification is claimed, because none is held. No price, and no named client, scheme or former employer. No turnover, headcount or growth figure that the financial fields would contradict. Nothing implies a Principal Contractor or Principal Designer appointment under CDM 2015 — the scope is described as supply and control, not as a statutory duty holder. The accommodation experience is the director's and is written as capability rather than as a company track record, because the business-experience field already says 1 to 3 years and the two answers have to agree.</w:t>
       </w:r>
     </w:p>
     <w:p>

--- a/business/bids/ETABLIX-siemens-energy-supplier-form.docx
+++ b/business/bids/ETABLIX-siemens-energy-supplier-form.docx
@@ -3741,17 +3741,86 @@
           <w:sz w:val="20"/>
           <w:szCs w:val="20"/>
         </w:rPr>
-        <w:t xml:space="preserve">Product Category (Level 1):</w:t>
-      </w:r>
-      <w:r>
-        <w:rPr>
-          <w:rFonts w:ascii="Arial" w:cs="Arial" w:eastAsia="Arial" w:hAnsi="Arial"/>
-          <w:color w:val="14181D"/>
-          <w:sz w:val="20"/>
-          <w:szCs w:val="20"/>
-        </w:rPr>
-        <w:t xml:space="preserve"> select </w:t>
-      </w:r>
+        <w:t xml:space="preserve">This section is read by a machine and then by a category buyer, and a wrong tick here is worse than a blank one.</w:t>
+      </w:r>
+      <w:r>
+        <w:rPr>
+          <w:rFonts w:ascii="Arial" w:cs="Arial" w:eastAsia="Arial" w:hAnsi="Arial"/>
+          <w:color w:val="14181D"/>
+          <w:sz w:val="20"/>
+          <w:szCs w:val="20"/>
+        </w:rPr>
+        <w:t xml:space="preserve"> It does not merely fail to help: it routes enquiries for work ETABLIX cannot do, which then have to be declined. Declining a buyer's first enquiry is a worse first impression than never appearing in their list.</w:t>
+      </w:r>
+    </w:p>
+    <w:p>
+      <w:pPr>
+        <w:spacing w:after="90" w:before="90" w:line="280"/>
+      </w:pPr>
+      <w:r>
+        <w:rPr>
+          <w:rFonts w:ascii="Arial" w:cs="Arial" w:eastAsia="Arial" w:hAnsi="Arial"/>
+          <w:color w:val="14181D"/>
+          <w:sz w:val="20"/>
+          <w:szCs w:val="20"/>
+        </w:rPr>
+        <w:t xml:space="preserve">The Level 2 list is a single run of options drawn from all three Level 1 buckets, and most of it describes components for power equipment. Read it as a manufacturer's taxonomy, because that is what it is, and resist the entries that merely sound right.</w:t>
+      </w:r>
+    </w:p>
+    <w:p>
+      <w:pPr>
+        <w:pStyle w:val="Heading2"/>
+        <w:keepNext/>
+        <w:spacing w:after="110" w:before="260"/>
+      </w:pPr>
+      <w:r>
+        <w:rPr>
+          <w:rFonts w:ascii="Arial" w:cs="Arial" w:eastAsia="Arial" w:hAnsi="Arial"/>
+          <w:b/>
+          <w:bCs/>
+          <w:color w:val="9C7A3C"/>
+          <w:sz w:val="21"/>
+          <w:szCs w:val="21"/>
+        </w:rPr>
+        <w:t xml:space="preserve">Product Category (Level 1): **Direct** and **Indirect**</w:t>
+      </w:r>
+    </w:p>
+    <w:p>
+      <w:pPr>
+        <w:spacing w:after="90" w:before="90" w:line="280"/>
+      </w:pPr>
+      <w:r>
+        <w:rPr>
+          <w:rFonts w:ascii="Arial" w:cs="Arial" w:eastAsia="Arial" w:hAnsi="Arial"/>
+          <w:color w:val="14181D"/>
+          <w:sz w:val="20"/>
+          <w:szCs w:val="20"/>
+        </w:rPr>
+        <w:t xml:space="preserve">Not Logistic. Workforce transport is a package ETABLIX procures inside a wider scope rather than a service it offers standalone, and claiming a third bucket on the strength of one sub-package reads as unfocused.</w:t>
+      </w:r>
+    </w:p>
+    <w:p>
+      <w:pPr>
+        <w:pStyle w:val="Heading2"/>
+        <w:keepNext/>
+        <w:spacing w:after="110" w:before="260"/>
+      </w:pPr>
+      <w:r>
+        <w:rPr>
+          <w:rFonts w:ascii="Arial" w:cs="Arial" w:eastAsia="Arial" w:hAnsi="Arial"/>
+          <w:b/>
+          <w:bCs/>
+          <w:color w:val="9C7A3C"/>
+          <w:sz w:val="21"/>
+          <w:szCs w:val="21"/>
+        </w:rPr>
+        <w:t xml:space="preserve">Product Category (Level 2): six ticks, and no more</w:t>
+      </w:r>
+    </w:p>
+    <w:p>
+      <w:pPr>
+        <w:spacing w:after="90" w:before="90" w:line="280"/>
+      </w:pPr>
       <w:r>
         <w:rPr>
           <w:rFonts w:ascii="Arial" w:cs="Arial" w:eastAsia="Arial" w:hAnsi="Arial"/>
@@ -3762,60 +3831,6 @@
           <w:szCs w:val="20"/>
         </w:rPr>
         <w:t xml:space="preserve">Direct</w:t>
-      </w:r>
-      <w:r>
-        <w:rPr>
-          <w:rFonts w:ascii="Arial" w:cs="Arial" w:eastAsia="Arial" w:hAnsi="Arial"/>
-          <w:color w:val="14181D"/>
-          <w:sz w:val="20"/>
-          <w:szCs w:val="20"/>
-        </w:rPr>
-        <w:t xml:space="preserve"> and </w:t>
-      </w:r>
-      <w:r>
-        <w:rPr>
-          <w:rFonts w:ascii="Arial" w:cs="Arial" w:eastAsia="Arial" w:hAnsi="Arial"/>
-          <w:b/>
-          <w:bCs/>
-          <w:color w:val="14181D"/>
-          <w:sz w:val="20"/>
-          <w:szCs w:val="20"/>
-        </w:rPr>
-        <w:t xml:space="preserve">Indirect</w:t>
-      </w:r>
-      <w:r>
-        <w:rPr>
-          <w:rFonts w:ascii="Arial" w:cs="Arial" w:eastAsia="Arial" w:hAnsi="Arial"/>
-          <w:color w:val="14181D"/>
-          <w:sz w:val="20"/>
-          <w:szCs w:val="20"/>
-        </w:rPr>
-        <w:t xml:space="preserve">. Site establishment straddles both: the compound, the civil works and the containers sit with the project, while facility management, waste and advisory sit with indirect spend.</w:t>
-      </w:r>
-    </w:p>
-    <w:p>
-      <w:pPr>
-        <w:spacing w:after="90" w:before="90" w:line="280"/>
-      </w:pPr>
-      <w:r>
-        <w:rPr>
-          <w:rFonts w:ascii="Arial" w:cs="Arial" w:eastAsia="Arial" w:hAnsi="Arial"/>
-          <w:b/>
-          <w:bCs/>
-          <w:color w:val="14181D"/>
-          <w:sz w:val="20"/>
-          <w:szCs w:val="20"/>
-        </w:rPr>
-        <w:t xml:space="preserve">Product Category (Level 2):</w:t>
-      </w:r>
-      <w:r>
-        <w:rPr>
-          <w:rFonts w:ascii="Arial" w:cs="Arial" w:eastAsia="Arial" w:hAnsi="Arial"/>
-          <w:color w:val="14181D"/>
-          <w:sz w:val="20"/>
-          <w:szCs w:val="20"/>
-        </w:rPr>
-        <w:t xml:space="preserve"> select</w:t>
       </w:r>
     </w:p>
     <w:p>
@@ -3830,11 +3845,58 @@
       <w:r>
         <w:rPr>
           <w:rFonts w:ascii="Arial" w:cs="Arial" w:eastAsia="Arial" w:hAnsi="Arial"/>
+          <w:b/>
+          <w:bCs/>
           <w:color w:val="14181D"/>
           <w:sz w:val="20"/>
           <w:szCs w:val="20"/>
         </w:rPr>
         <w:t xml:space="preserve">Civil Works</w:t>
+      </w:r>
+      <w:r>
+        <w:rPr>
+          <w:rFonts w:ascii="Arial" w:cs="Arial" w:eastAsia="Arial" w:hAnsi="Arial"/>
+          <w:color w:val="14181D"/>
+          <w:sz w:val="20"/>
+          <w:szCs w:val="20"/>
+        </w:rPr>
+        <w:t xml:space="preserve"> — the compound: groundworks, hardstanding, drainage, access. Real, and the one category that puts ETABLIX in front of </w:t>
+      </w:r>
+      <w:r>
+        <w:rPr>
+          <w:rFonts w:ascii="Arial" w:cs="Arial" w:eastAsia="Arial" w:hAnsi="Arial"/>
+          <w:i/>
+          <w:iCs/>
+          <w:color w:val="14181D"/>
+          <w:sz w:val="20"/>
+          <w:szCs w:val="20"/>
+        </w:rPr>
+        <w:t xml:space="preserve">project</w:t>
+      </w:r>
+      <w:r>
+        <w:rPr>
+          <w:rFonts w:ascii="Arial" w:cs="Arial" w:eastAsia="Arial" w:hAnsi="Arial"/>
+          <w:color w:val="14181D"/>
+          <w:sz w:val="20"/>
+          <w:szCs w:val="20"/>
+        </w:rPr>
+        <w:t xml:space="preserve"> procurement rather than indirect spend.</w:t>
+      </w:r>
+    </w:p>
+    <w:p>
+      <w:pPr>
+        <w:spacing w:after="90" w:before="90" w:line="280"/>
+      </w:pPr>
+      <w:r>
+        <w:rPr>
+          <w:rFonts w:ascii="Arial" w:cs="Arial" w:eastAsia="Arial" w:hAnsi="Arial"/>
+          <w:b/>
+          <w:bCs/>
+          <w:color w:val="14181D"/>
+          <w:sz w:val="20"/>
+          <w:szCs w:val="20"/>
+        </w:rPr>
+        <w:t xml:space="preserve">Indirect</w:t>
       </w:r>
     </w:p>
     <w:p>
@@ -3849,11 +3911,22 @@
       <w:r>
         <w:rPr>
           <w:rFonts w:ascii="Arial" w:cs="Arial" w:eastAsia="Arial" w:hAnsi="Arial"/>
-          <w:color w:val="14181D"/>
-          <w:sz w:val="20"/>
-          <w:szCs w:val="20"/>
-        </w:rPr>
-        <w:t xml:space="preserve">Construction / Erection</w:t>
+          <w:b/>
+          <w:bCs/>
+          <w:color w:val="14181D"/>
+          <w:sz w:val="20"/>
+          <w:szCs w:val="20"/>
+        </w:rPr>
+        <w:t xml:space="preserve">Facility Management</w:t>
+      </w:r>
+      <w:r>
+        <w:rPr>
+          <w:rFonts w:ascii="Arial" w:cs="Arial" w:eastAsia="Arial" w:hAnsi="Arial"/>
+          <w:color w:val="14181D"/>
+          <w:sz w:val="20"/>
+          <w:szCs w:val="20"/>
+        </w:rPr>
+        <w:t xml:space="preserve"> — site services in operation: cleaning, catering, welfare servicing, accommodation management.</w:t>
       </w:r>
     </w:p>
     <w:p>
@@ -3868,11 +3941,22 @@
       <w:r>
         <w:rPr>
           <w:rFonts w:ascii="Arial" w:cs="Arial" w:eastAsia="Arial" w:hAnsi="Arial"/>
-          <w:color w:val="14181D"/>
-          <w:sz w:val="20"/>
-          <w:szCs w:val="20"/>
-        </w:rPr>
-        <w:t xml:space="preserve">Containers &amp; Ehouse</w:t>
+          <w:b/>
+          <w:bCs/>
+          <w:color w:val="14181D"/>
+          <w:sz w:val="20"/>
+          <w:szCs w:val="20"/>
+        </w:rPr>
+        <w:t xml:space="preserve">Waste Management</w:t>
+      </w:r>
+      <w:r>
+        <w:rPr>
+          <w:rFonts w:ascii="Arial" w:cs="Arial" w:eastAsia="Arial" w:hAnsi="Arial"/>
+          <w:color w:val="14181D"/>
+          <w:sz w:val="20"/>
+          <w:szCs w:val="20"/>
+        </w:rPr>
+        <w:t xml:space="preserve"> — a package held and controlled on every site.</w:t>
       </w:r>
     </w:p>
     <w:p>
@@ -3887,11 +3971,22 @@
       <w:r>
         <w:rPr>
           <w:rFonts w:ascii="Arial" w:cs="Arial" w:eastAsia="Arial" w:hAnsi="Arial"/>
-          <w:color w:val="14181D"/>
-          <w:sz w:val="20"/>
-          <w:szCs w:val="20"/>
-        </w:rPr>
-        <w:t xml:space="preserve">Facility Management</w:t>
+          <w:b/>
+          <w:bCs/>
+          <w:color w:val="14181D"/>
+          <w:sz w:val="20"/>
+          <w:szCs w:val="20"/>
+        </w:rPr>
+        <w:t xml:space="preserve">Consulting</w:t>
+      </w:r>
+      <w:r>
+        <w:rPr>
+          <w:rFonts w:ascii="Arial" w:cs="Arial" w:eastAsia="Arial" w:hAnsi="Arial"/>
+          <w:color w:val="14181D"/>
+          <w:sz w:val="20"/>
+          <w:szCs w:val="20"/>
+        </w:rPr>
+        <w:t xml:space="preserve"> — Model 01 Advisory: strategy, specification, package boundaries, tender documents and evaluation.</w:t>
       </w:r>
     </w:p>
     <w:p>
@@ -3906,11 +4001,194 @@
       <w:r>
         <w:rPr>
           <w:rFonts w:ascii="Arial" w:cs="Arial" w:eastAsia="Arial" w:hAnsi="Arial"/>
-          <w:color w:val="14181D"/>
-          <w:sz w:val="20"/>
-          <w:szCs w:val="20"/>
-        </w:rPr>
-        <w:t xml:space="preserve">Waste Management</w:t>
+          <w:b/>
+          <w:bCs/>
+          <w:color w:val="14181D"/>
+          <w:sz w:val="20"/>
+          <w:szCs w:val="20"/>
+        </w:rPr>
+        <w:t xml:space="preserve">Outsourcing Services</w:t>
+      </w:r>
+      <w:r>
+        <w:rPr>
+          <w:rFonts w:ascii="Arial" w:cs="Arial" w:eastAsia="Arial" w:hAnsi="Arial"/>
+          <w:color w:val="14181D"/>
+          <w:sz w:val="20"/>
+          <w:szCs w:val="20"/>
+        </w:rPr>
+        <w:t xml:space="preserve"> — the closest match in this taxonomy to Models 02 and 03, where a whole service scope is managed under one accountable structure.</w:t>
+      </w:r>
+    </w:p>
+    <w:p>
+      <w:pPr>
+        <w:spacing w:after="90" w:before="90" w:line="280"/>
+      </w:pPr>
+      <w:r>
+        <w:rPr>
+          <w:rFonts w:ascii="Arial" w:cs="Arial" w:eastAsia="Arial" w:hAnsi="Arial"/>
+          <w:color w:val="14181D"/>
+          <w:sz w:val="20"/>
+          <w:szCs w:val="20"/>
+        </w:rPr>
+        <w:t xml:space="preserve">That is five. Add </w:t>
+      </w:r>
+      <w:r>
+        <w:rPr>
+          <w:rFonts w:ascii="Arial" w:cs="Arial" w:eastAsia="Arial" w:hAnsi="Arial"/>
+          <w:b/>
+          <w:bCs/>
+          <w:color w:val="14181D"/>
+          <w:sz w:val="20"/>
+          <w:szCs w:val="20"/>
+        </w:rPr>
+        <w:t xml:space="preserve">Maintenance, repair, operations</w:t>
+      </w:r>
+      <w:r>
+        <w:rPr>
+          <w:rFonts w:ascii="Arial" w:cs="Arial" w:eastAsia="Arial" w:hAnsi="Arial"/>
+          <w:color w:val="14181D"/>
+          <w:sz w:val="20"/>
+          <w:szCs w:val="20"/>
+        </w:rPr>
+        <w:t xml:space="preserve"> only if you want enquiries for the running phase of site services as well as its set-up; it is defensible but it also attracts spares and consumables enquiries that are not ours.</w:t>
+      </w:r>
+    </w:p>
+    <w:p>
+      <w:pPr>
+        <w:pStyle w:val="Heading2"/>
+        <w:keepNext/>
+        <w:spacing w:after="110" w:before="260"/>
+      </w:pPr>
+      <w:r>
+        <w:rPr>
+          <w:rFonts w:ascii="Arial" w:cs="Arial" w:eastAsia="Arial" w:hAnsi="Arial"/>
+          <w:b/>
+          <w:bCs/>
+          <w:color w:val="9C7A3C"/>
+          <w:sz w:val="21"/>
+          <w:szCs w:val="21"/>
+        </w:rPr>
+        <w:t xml:space="preserve">Two corrections to an earlier recommendation</w:t>
+      </w:r>
+    </w:p>
+    <w:p>
+      <w:pPr>
+        <w:spacing w:after="90" w:before="90" w:line="280"/>
+      </w:pPr>
+      <w:r>
+        <w:rPr>
+          <w:rFonts w:ascii="Arial" w:cs="Arial" w:eastAsia="Arial" w:hAnsi="Arial"/>
+          <w:color w:val="14181D"/>
+          <w:sz w:val="20"/>
+          <w:szCs w:val="20"/>
+        </w:rPr>
+        <w:t xml:space="preserve">An earlier draft of this sheet suggested </w:t>
+      </w:r>
+      <w:r>
+        <w:rPr>
+          <w:rFonts w:ascii="Arial" w:cs="Arial" w:eastAsia="Arial" w:hAnsi="Arial"/>
+          <w:b/>
+          <w:bCs/>
+          <w:color w:val="14181D"/>
+          <w:sz w:val="20"/>
+          <w:szCs w:val="20"/>
+        </w:rPr>
+        <w:t xml:space="preserve">Containers &amp; Ehouse</w:t>
+      </w:r>
+      <w:r>
+        <w:rPr>
+          <w:rFonts w:ascii="Arial" w:cs="Arial" w:eastAsia="Arial" w:hAnsi="Arial"/>
+          <w:color w:val="14181D"/>
+          <w:sz w:val="20"/>
+          <w:szCs w:val="20"/>
+        </w:rPr>
+        <w:t xml:space="preserve"> and </w:t>
+      </w:r>
+      <w:r>
+        <w:rPr>
+          <w:rFonts w:ascii="Arial" w:cs="Arial" w:eastAsia="Arial" w:hAnsi="Arial"/>
+          <w:b/>
+          <w:bCs/>
+          <w:color w:val="14181D"/>
+          <w:sz w:val="20"/>
+          <w:szCs w:val="20"/>
+        </w:rPr>
+        <w:t xml:space="preserve">Construction / Erection</w:t>
+      </w:r>
+      <w:r>
+        <w:rPr>
+          <w:rFonts w:ascii="Arial" w:cs="Arial" w:eastAsia="Arial" w:hAnsi="Arial"/>
+          <w:color w:val="14181D"/>
+          <w:sz w:val="20"/>
+          <w:szCs w:val="20"/>
+        </w:rPr>
+        <w:t xml:space="preserve">. Both were wrong, and the reason matters.</w:t>
+      </w:r>
+    </w:p>
+    <w:p>
+      <w:pPr>
+        <w:spacing w:after="90" w:before="90" w:line="280"/>
+      </w:pPr>
+      <w:r>
+        <w:rPr>
+          <w:rFonts w:ascii="Arial" w:cs="Arial" w:eastAsia="Arial" w:hAnsi="Arial"/>
+          <w:b/>
+          <w:bCs/>
+          <w:color w:val="14181D"/>
+          <w:sz w:val="20"/>
+          <w:szCs w:val="20"/>
+        </w:rPr>
+        <w:t xml:space="preserve">"Containers &amp; Ehouse" is not site accommodation.</w:t>
+      </w:r>
+      <w:r>
+        <w:rPr>
+          <w:rFonts w:ascii="Arial" w:cs="Arial" w:eastAsia="Arial" w:hAnsi="Arial"/>
+          <w:color w:val="14181D"/>
+          <w:sz w:val="20"/>
+          <w:szCs w:val="20"/>
+        </w:rPr>
+        <w:t xml:space="preserve"> In a Siemens Energy taxonomy an E-house is a prefabricated electrical building — containerised switchgear and control equipment. Ticking it invites enquiries to supply electrical housings, which ETABLIX does not do. Welfare cabins and accommodation modules are not in this list at all, and that gap is handled in the Additional information box rather than by borrowing somebody else's category.</w:t>
+      </w:r>
+    </w:p>
+    <w:p>
+      <w:pPr>
+        <w:spacing w:after="90" w:before="90" w:line="280"/>
+      </w:pPr>
+      <w:r>
+        <w:rPr>
+          <w:rFonts w:ascii="Arial" w:cs="Arial" w:eastAsia="Arial" w:hAnsi="Arial"/>
+          <w:b/>
+          <w:bCs/>
+          <w:color w:val="14181D"/>
+          <w:sz w:val="20"/>
+          <w:szCs w:val="20"/>
+        </w:rPr>
+        <w:t xml:space="preserve">"Construction / Erection" and "Installation/Erection" mean erecting their plant.</w:t>
+      </w:r>
+      <w:r>
+        <w:rPr>
+          <w:rFonts w:ascii="Arial" w:cs="Arial" w:eastAsia="Arial" w:hAnsi="Arial"/>
+          <w:color w:val="14181D"/>
+          <w:sz w:val="20"/>
+          <w:szCs w:val="20"/>
+        </w:rPr>
+        <w:t xml:space="preserve"> Turbines, transformers, switchgear. ETABLIX does not erect plant, and these entries sit among blades, bushings and bus bars for that reason.</w:t>
+      </w:r>
+    </w:p>
+    <w:p>
+      <w:pPr>
+        <w:spacing w:after="90" w:before="90" w:line="280"/>
+      </w:pPr>
+      <w:r>
+        <w:rPr>
+          <w:rFonts w:ascii="Arial" w:cs="Arial" w:eastAsia="Arial" w:hAnsi="Arial"/>
+          <w:b/>
+          <w:bCs/>
+          <w:color w:val="14181D"/>
+          <w:sz w:val="20"/>
+          <w:szCs w:val="20"/>
+        </w:rPr>
+        <w:t xml:space="preserve">Also leave off, with the reason:</w:t>
       </w:r>
     </w:p>
     <w:p>
@@ -3925,11 +4203,250 @@
       <w:r>
         <w:rPr>
           <w:rFonts w:ascii="Arial" w:cs="Arial" w:eastAsia="Arial" w:hAnsi="Arial"/>
-          <w:color w:val="14181D"/>
-          <w:sz w:val="20"/>
-          <w:szCs w:val="20"/>
-        </w:rPr>
-        <w:t xml:space="preserve">Consulting</w:t>
+          <w:b/>
+          <w:bCs/>
+          <w:color w:val="14181D"/>
+          <w:sz w:val="20"/>
+          <w:szCs w:val="20"/>
+        </w:rPr>
+        <w:t xml:space="preserve">Field Services</w:t>
+      </w:r>
+      <w:r>
+        <w:rPr>
+          <w:rFonts w:ascii="Arial" w:cs="Arial" w:eastAsia="Arial" w:hAnsi="Arial"/>
+          <w:color w:val="14181D"/>
+          <w:sz w:val="20"/>
+          <w:szCs w:val="20"/>
+        </w:rPr>
+        <w:t xml:space="preserve"> and </w:t>
+      </w:r>
+      <w:r>
+        <w:rPr>
+          <w:rFonts w:ascii="Arial" w:cs="Arial" w:eastAsia="Arial" w:hAnsi="Arial"/>
+          <w:b/>
+          <w:bCs/>
+          <w:color w:val="14181D"/>
+          <w:sz w:val="20"/>
+          <w:szCs w:val="20"/>
+        </w:rPr>
+        <w:t xml:space="preserve">Field Service Labour</w:t>
+      </w:r>
+      <w:r>
+        <w:rPr>
+          <w:rFonts w:ascii="Arial" w:cs="Arial" w:eastAsia="Arial" w:hAnsi="Arial"/>
+          <w:color w:val="14181D"/>
+          <w:sz w:val="20"/>
+          <w:szCs w:val="20"/>
+        </w:rPr>
+        <w:t xml:space="preserve"> — Siemens Energy's own field service discipline, and the second is labour supply.</w:t>
+      </w:r>
+    </w:p>
+    <w:p>
+      <w:pPr>
+        <w:pStyle w:val="ListParagraph"/>
+        <w:numPr>
+          <w:ilvl w:val="0"/>
+          <w:numId w:val="2"/>
+        </w:numPr>
+        <w:spacing w:after="50" w:before="50" w:line="280"/>
+      </w:pPr>
+      <w:r>
+        <w:rPr>
+          <w:rFonts w:ascii="Arial" w:cs="Arial" w:eastAsia="Arial" w:hAnsi="Arial"/>
+          <w:b/>
+          <w:bCs/>
+          <w:color w:val="14181D"/>
+          <w:sz w:val="20"/>
+          <w:szCs w:val="20"/>
+        </w:rPr>
+        <w:t xml:space="preserve">Temporary Labor</w:t>
+      </w:r>
+      <w:r>
+        <w:rPr>
+          <w:rFonts w:ascii="Arial" w:cs="Arial" w:eastAsia="Arial" w:hAnsi="Arial"/>
+          <w:color w:val="14181D"/>
+          <w:sz w:val="20"/>
+          <w:szCs w:val="20"/>
+        </w:rPr>
+        <w:t xml:space="preserve"> — the most tempting wrong answer on the page. It would classify ETABLIX as a labour supplier, the exact opposite of the position held everywhere else: defined packages, not labour-only. A category is hard to undo once a buyer's system holds it.</w:t>
+      </w:r>
+    </w:p>
+    <w:p>
+      <w:pPr>
+        <w:pStyle w:val="ListParagraph"/>
+        <w:numPr>
+          <w:ilvl w:val="0"/>
+          <w:numId w:val="2"/>
+        </w:numPr>
+        <w:spacing w:after="50" w:before="50" w:line="280"/>
+      </w:pPr>
+      <w:r>
+        <w:rPr>
+          <w:rFonts w:ascii="Arial" w:cs="Arial" w:eastAsia="Arial" w:hAnsi="Arial"/>
+          <w:b/>
+          <w:bCs/>
+          <w:color w:val="14181D"/>
+          <w:sz w:val="20"/>
+          <w:szCs w:val="20"/>
+        </w:rPr>
+        <w:t xml:space="preserve">Engineering Services</w:t>
+      </w:r>
+      <w:r>
+        <w:rPr>
+          <w:rFonts w:ascii="Arial" w:cs="Arial" w:eastAsia="Arial" w:hAnsi="Arial"/>
+          <w:color w:val="14181D"/>
+          <w:sz w:val="20"/>
+          <w:szCs w:val="20"/>
+        </w:rPr>
+        <w:t xml:space="preserve"> — design and temporary-works engineering are bought in, not done in house. Ticking it invites a technical qualification that would have to be declined.</w:t>
+      </w:r>
+    </w:p>
+    <w:p>
+      <w:pPr>
+        <w:pStyle w:val="ListParagraph"/>
+        <w:numPr>
+          <w:ilvl w:val="0"/>
+          <w:numId w:val="2"/>
+        </w:numPr>
+        <w:spacing w:after="50" w:before="50" w:line="280"/>
+      </w:pPr>
+      <w:r>
+        <w:rPr>
+          <w:rFonts w:ascii="Arial" w:cs="Arial" w:eastAsia="Arial" w:hAnsi="Arial"/>
+          <w:b/>
+          <w:bCs/>
+          <w:color w:val="14181D"/>
+          <w:sz w:val="20"/>
+          <w:szCs w:val="20"/>
+        </w:rPr>
+        <w:t xml:space="preserve">Building Services</w:t>
+      </w:r>
+      <w:r>
+        <w:rPr>
+          <w:rFonts w:ascii="Arial" w:cs="Arial" w:eastAsia="Arial" w:hAnsi="Arial"/>
+          <w:color w:val="14181D"/>
+          <w:sz w:val="20"/>
+          <w:szCs w:val="20"/>
+        </w:rPr>
+        <w:t xml:space="preserve">, </w:t>
+      </w:r>
+      <w:r>
+        <w:rPr>
+          <w:rFonts w:ascii="Arial" w:cs="Arial" w:eastAsia="Arial" w:hAnsi="Arial"/>
+          <w:b/>
+          <w:bCs/>
+          <w:color w:val="14181D"/>
+          <w:sz w:val="20"/>
+          <w:szCs w:val="20"/>
+        </w:rPr>
+        <w:t xml:space="preserve">Water Treatment</w:t>
+      </w:r>
+      <w:r>
+        <w:rPr>
+          <w:rFonts w:ascii="Arial" w:cs="Arial" w:eastAsia="Arial" w:hAnsi="Arial"/>
+          <w:color w:val="14181D"/>
+          <w:sz w:val="20"/>
+          <w:szCs w:val="20"/>
+        </w:rPr>
+        <w:t xml:space="preserve">, </w:t>
+      </w:r>
+      <w:r>
+        <w:rPr>
+          <w:rFonts w:ascii="Arial" w:cs="Arial" w:eastAsia="Arial" w:hAnsi="Arial"/>
+          <w:b/>
+          <w:bCs/>
+          <w:color w:val="14181D"/>
+          <w:sz w:val="20"/>
+          <w:szCs w:val="20"/>
+        </w:rPr>
+        <w:t xml:space="preserve">Fire Fighting</w:t>
+      </w:r>
+      <w:r>
+        <w:rPr>
+          <w:rFonts w:ascii="Arial" w:cs="Arial" w:eastAsia="Arial" w:hAnsi="Arial"/>
+          <w:color w:val="14181D"/>
+          <w:sz w:val="20"/>
+          <w:szCs w:val="20"/>
+        </w:rPr>
+        <w:t xml:space="preserve"> — permanent plant and building systems, not temporary site utilities.</w:t>
+      </w:r>
+    </w:p>
+    <w:p>
+      <w:pPr>
+        <w:pStyle w:val="ListParagraph"/>
+        <w:numPr>
+          <w:ilvl w:val="0"/>
+          <w:numId w:val="2"/>
+        </w:numPr>
+        <w:spacing w:after="50" w:before="50" w:line="280"/>
+      </w:pPr>
+      <w:r>
+        <w:rPr>
+          <w:rFonts w:ascii="Arial" w:cs="Arial" w:eastAsia="Arial" w:hAnsi="Arial"/>
+          <w:b/>
+          <w:bCs/>
+          <w:color w:val="14181D"/>
+          <w:sz w:val="20"/>
+          <w:szCs w:val="20"/>
+        </w:rPr>
+        <w:t xml:space="preserve">Integrator</w:t>
+      </w:r>
+      <w:r>
+        <w:rPr>
+          <w:rFonts w:ascii="Arial" w:cs="Arial" w:eastAsia="Arial" w:hAnsi="Arial"/>
+          <w:color w:val="14181D"/>
+          <w:sz w:val="20"/>
+          <w:szCs w:val="20"/>
+        </w:rPr>
+        <w:t xml:space="preserve"> — conceptually close to "Management Integrator" and almost certainly meaning electrical systems integration here. The resemblance is linguistic, not commercial.</w:t>
+      </w:r>
+    </w:p>
+    <w:p>
+      <w:pPr>
+        <w:pStyle w:val="ListParagraph"/>
+        <w:numPr>
+          <w:ilvl w:val="0"/>
+          <w:numId w:val="2"/>
+        </w:numPr>
+        <w:spacing w:after="50" w:before="50" w:line="280"/>
+      </w:pPr>
+      <w:r>
+        <w:rPr>
+          <w:rFonts w:ascii="Arial" w:cs="Arial" w:eastAsia="Arial" w:hAnsi="Arial"/>
+          <w:b/>
+          <w:bCs/>
+          <w:color w:val="14181D"/>
+          <w:sz w:val="20"/>
+          <w:szCs w:val="20"/>
+        </w:rPr>
+        <w:t xml:space="preserve">Real Estate Construction</w:t>
+      </w:r>
+      <w:r>
+        <w:rPr>
+          <w:rFonts w:ascii="Arial" w:cs="Arial" w:eastAsia="Arial" w:hAnsi="Arial"/>
+          <w:color w:val="14181D"/>
+          <w:sz w:val="20"/>
+          <w:szCs w:val="20"/>
+        </w:rPr>
+        <w:t xml:space="preserve"> — Siemens Energy's own premises, not a construction project's temporary village.</w:t>
+      </w:r>
+    </w:p>
+    <w:p>
+      <w:pPr>
+        <w:pStyle w:val="Heading2"/>
+        <w:keepNext/>
+        <w:spacing w:after="110" w:before="260"/>
+      </w:pPr>
+      <w:r>
+        <w:rPr>
+          <w:rFonts w:ascii="Arial" w:cs="Arial" w:eastAsia="Arial" w:hAnsi="Arial"/>
+          <w:b/>
+          <w:bCs/>
+          <w:color w:val="9C7A3C"/>
+          <w:sz w:val="21"/>
+          <w:szCs w:val="21"/>
+        </w:rPr>
+        <w:t xml:space="preserve">UNSPSC</w:t>
       </w:r>
     </w:p>
     <w:p>
@@ -3939,22 +4456,30 @@
       <w:r>
         <w:rPr>
           <w:rFonts w:ascii="Arial" w:cs="Arial" w:eastAsia="Arial" w:hAnsi="Arial"/>
-          <w:b/>
-          <w:bCs/>
-          <w:color w:val="14181D"/>
-          <w:sz w:val="20"/>
-          <w:szCs w:val="20"/>
-        </w:rPr>
-        <w:t xml:space="preserve">Do not select "Temporary Labor".</w:t>
-      </w:r>
-      <w:r>
-        <w:rPr>
-          <w:rFonts w:ascii="Arial" w:cs="Arial" w:eastAsia="Arial" w:hAnsi="Arial"/>
-          <w:color w:val="14181D"/>
-          <w:sz w:val="20"/>
-          <w:szCs w:val="20"/>
-        </w:rPr>
-        <w:t xml:space="preserve"> It is the one tempting wrong answer on the page. It would classify ETABLIX as a labour supplier, which is the opposite of the position taken everywhere else — defined packages, not labour-only — and it would route enquiries of entirely the wrong kind for years.</w:t>
+          <w:color w:val="14181D"/>
+          <w:sz w:val="20"/>
+          <w:szCs w:val="20"/>
+        </w:rPr>
+        <w:t xml:space="preserve">The field is optional, and one accurate code is worth more than five uncertain ones. Enter:</w:t>
+      </w:r>
+    </w:p>
+    <w:p>
+      <w:pPr>
+        <w:pBdr>
+          <w:left w:val="single" w:color="9C7A3C" w:sz="18" w:space="10"/>
+        </w:pBdr>
+        <w:shd w:fill="EFE6D2" w:color="auto" w:val="clear"/>
+        <w:spacing w:after="150" w:before="150" w:line="280"/>
+        <w:ind w:left="170" w:right="170"/>
+      </w:pPr>
+      <w:r>
+        <w:rPr>
+          <w:rFonts w:ascii="Arial" w:cs="Arial" w:eastAsia="Arial" w:hAnsi="Arial"/>
+          <w:color w:val="14181D"/>
+          <w:sz w:val="19"/>
+          <w:szCs w:val="19"/>
+        </w:rPr>
+        <w:t xml:space="preserve">72000000 — Building and Facility Construction and Maintenance Services</w:t>
       </w:r>
     </w:p>
     <w:p>
@@ -3968,27 +4493,27 @@
           <w:sz w:val="20"/>
           <w:szCs w:val="20"/>
         </w:rPr>
-        <w:t xml:space="preserve">Leave "Engineering Services" unticked as well. Design and temporary-works engineering are </w:t>
-      </w:r>
-      <w:r>
-        <w:rPr>
-          <w:rFonts w:ascii="Arial" w:cs="Arial" w:eastAsia="Arial" w:hAnsi="Arial"/>
-          <w:b/>
-          <w:bCs/>
-          <w:color w:val="14181D"/>
-          <w:sz w:val="20"/>
-          <w:szCs w:val="20"/>
-        </w:rPr>
-        <w:t xml:space="preserve">bought in</w:t>
-      </w:r>
-      <w:r>
-        <w:rPr>
-          <w:rFonts w:ascii="Arial" w:cs="Arial" w:eastAsia="Arial" w:hAnsi="Arial"/>
-          <w:color w:val="14181D"/>
-          <w:sz w:val="20"/>
-          <w:szCs w:val="20"/>
-        </w:rPr>
-        <w:t xml:space="preserve"> rather than done in house, and ticking it invites a technical qualification ETABLIX would have to decline.</w:t>
+        <w:t xml:space="preserve">That segment is the right home for site establishment and site services. If the field accepts more than one, add </w:t>
+      </w:r>
+      <w:r>
+        <w:rPr>
+          <w:rFonts w:ascii="Arial" w:cs="Arial" w:eastAsia="Arial" w:hAnsi="Arial"/>
+          <w:b/>
+          <w:bCs/>
+          <w:color w:val="14181D"/>
+          <w:sz w:val="20"/>
+          <w:szCs w:val="20"/>
+        </w:rPr>
+        <w:t xml:space="preserve">80101600 — Project management</w:t>
+      </w:r>
+      <w:r>
+        <w:rPr>
+          <w:rFonts w:ascii="Arial" w:cs="Arial" w:eastAsia="Arial" w:hAnsi="Arial"/>
+          <w:color w:val="14181D"/>
+          <w:sz w:val="20"/>
+          <w:szCs w:val="20"/>
+        </w:rPr>
+        <w:t xml:space="preserve"> for the advisory and control work.</w:t>
       </w:r>
     </w:p>
     <w:p>
@@ -4004,56 +4529,34 @@
           <w:sz w:val="20"/>
           <w:szCs w:val="20"/>
         </w:rPr>
-        <w:t xml:space="preserve">UNSPSC.</w:t>
-      </w:r>
-      <w:r>
-        <w:rPr>
-          <w:rFonts w:ascii="Arial" w:cs="Arial" w:eastAsia="Arial" w:hAnsi="Arial"/>
-          <w:color w:val="14181D"/>
-          <w:sz w:val="20"/>
-          <w:szCs w:val="20"/>
-        </w:rPr>
-        <w:t xml:space="preserve"> The closest segments are </w:t>
-      </w:r>
-      <w:r>
-        <w:rPr>
-          <w:rFonts w:ascii="Arial" w:cs="Arial" w:eastAsia="Arial" w:hAnsi="Arial"/>
-          <w:b/>
-          <w:bCs/>
-          <w:color w:val="14181D"/>
-          <w:sz w:val="20"/>
-          <w:szCs w:val="20"/>
-        </w:rPr>
-        <w:t xml:space="preserve">72000000 — Building and Facility Construction and Maintenance Services</w:t>
-      </w:r>
-      <w:r>
-        <w:rPr>
-          <w:rFonts w:ascii="Arial" w:cs="Arial" w:eastAsia="Arial" w:hAnsi="Arial"/>
-          <w:color w:val="14181D"/>
-          <w:sz w:val="20"/>
-          <w:szCs w:val="20"/>
-        </w:rPr>
-        <w:t xml:space="preserve"> and </w:t>
-      </w:r>
-      <w:r>
-        <w:rPr>
-          <w:rFonts w:ascii="Arial" w:cs="Arial" w:eastAsia="Arial" w:hAnsi="Arial"/>
-          <w:b/>
-          <w:bCs/>
-          <w:color w:val="14181D"/>
-          <w:sz w:val="20"/>
-          <w:szCs w:val="20"/>
-        </w:rPr>
-        <w:t xml:space="preserve">80101600 — Project management</w:t>
-      </w:r>
-      <w:r>
-        <w:rPr>
-          <w:rFonts w:ascii="Arial" w:cs="Arial" w:eastAsia="Arial" w:hAnsi="Arial"/>
-          <w:color w:val="14181D"/>
-          <w:sz w:val="20"/>
-          <w:szCs w:val="20"/>
-        </w:rPr>
-        <w:t xml:space="preserve">. Verify the exact code in the UNSPSC browser before entering it rather than taking these on trust; the segment is right, and the eight-digit code should be confirmed.</w:t>
+        <w:t xml:space="preserve">Confirm the eight digits in the UNSPSC browser before submitting.</w:t>
+      </w:r>
+      <w:r>
+        <w:rPr>
+          <w:rFonts w:ascii="Arial" w:cs="Arial" w:eastAsia="Arial" w:hAnsi="Arial"/>
+          <w:color w:val="14181D"/>
+          <w:sz w:val="20"/>
+          <w:szCs w:val="20"/>
+        </w:rPr>
+        <w:t xml:space="preserve"> The segment is the part to rely on; the lower-level code should be checked rather than taken on trust from this sheet.</w:t>
+      </w:r>
+    </w:p>
+    <w:p>
+      <w:pPr>
+        <w:pStyle w:val="Heading2"/>
+        <w:keepNext/>
+        <w:spacing w:after="110" w:before="260"/>
+      </w:pPr>
+      <w:r>
+        <w:rPr>
+          <w:rFonts w:ascii="Arial" w:cs="Arial" w:eastAsia="Arial" w:hAnsi="Arial"/>
+          <w:b/>
+          <w:bCs/>
+          <w:color w:val="9C7A3C"/>
+          <w:sz w:val="21"/>
+          <w:szCs w:val="21"/>
+        </w:rPr>
+        <w:t xml:space="preserve">Siemens Energy Business Area: **Grid Technologies** and **Wind Power**</w:t>
       </w:r>
     </w:p>
     <w:p>
@@ -4063,62 +4566,61 @@
       <w:r>
         <w:rPr>
           <w:rFonts w:ascii="Arial" w:cs="Arial" w:eastAsia="Arial" w:hAnsi="Arial"/>
-          <w:b/>
-          <w:bCs/>
-          <w:color w:val="14181D"/>
-          <w:sz w:val="20"/>
-          <w:szCs w:val="20"/>
-        </w:rPr>
-        <w:t xml:space="preserve">Siemens Energy Business Area:</w:t>
-      </w:r>
-      <w:r>
-        <w:rPr>
-          <w:rFonts w:ascii="Arial" w:cs="Arial" w:eastAsia="Arial" w:hAnsi="Arial"/>
-          <w:color w:val="14181D"/>
-          <w:sz w:val="20"/>
-          <w:szCs w:val="20"/>
-        </w:rPr>
-        <w:t xml:space="preserve"> select </w:t>
-      </w:r>
-      <w:r>
-        <w:rPr>
-          <w:rFonts w:ascii="Arial" w:cs="Arial" w:eastAsia="Arial" w:hAnsi="Arial"/>
-          <w:b/>
-          <w:bCs/>
-          <w:color w:val="14181D"/>
-          <w:sz w:val="20"/>
-          <w:szCs w:val="20"/>
-        </w:rPr>
-        <w:t xml:space="preserve">Grid Technologies</w:t>
-      </w:r>
-      <w:r>
-        <w:rPr>
-          <w:rFonts w:ascii="Arial" w:cs="Arial" w:eastAsia="Arial" w:hAnsi="Arial"/>
-          <w:color w:val="14181D"/>
-          <w:sz w:val="20"/>
-          <w:szCs w:val="20"/>
-        </w:rPr>
-        <w:t xml:space="preserve"> and </w:t>
-      </w:r>
-      <w:r>
-        <w:rPr>
-          <w:rFonts w:ascii="Arial" w:cs="Arial" w:eastAsia="Arial" w:hAnsi="Arial"/>
-          <w:b/>
-          <w:bCs/>
-          <w:color w:val="14181D"/>
-          <w:sz w:val="20"/>
-          <w:szCs w:val="20"/>
-        </w:rPr>
-        <w:t xml:space="preserve">Wind Power</w:t>
-      </w:r>
-      <w:r>
-        <w:rPr>
-          <w:rFonts w:ascii="Arial" w:cs="Arial" w:eastAsia="Arial" w:hAnsi="Arial"/>
-          <w:color w:val="14181D"/>
-          <w:sz w:val="20"/>
-          <w:szCs w:val="20"/>
-        </w:rPr>
-        <w:t xml:space="preserve">. Both run large construction sites with real site-establishment and workforce-accommodation requirements, and Grid Technologies matches the director's transmission background. Resist selecting all five — a scattergun reads as untargeted and routes to nobody in particular.</w:t>
+          <w:color w:val="14181D"/>
+          <w:sz w:val="20"/>
+          <w:szCs w:val="20"/>
+        </w:rPr>
+        <w:t xml:space="preserve">Both build large sites, often remote, with genuine site-establishment and workforce-accommodation requirements — and Grid Technologies matches the director's transmission background, so the conversation starts on familiar ground.</w:t>
+      </w:r>
+    </w:p>
+    <w:p>
+      <w:pPr>
+        <w:spacing w:after="90" w:before="90" w:line="280"/>
+      </w:pPr>
+      <w:r>
+        <w:rPr>
+          <w:rFonts w:ascii="Arial" w:cs="Arial" w:eastAsia="Arial" w:hAnsi="Arial"/>
+          <w:b/>
+          <w:bCs/>
+          <w:color w:val="14181D"/>
+          <w:sz w:val="20"/>
+          <w:szCs w:val="20"/>
+        </w:rPr>
+        <w:t xml:space="preserve">Gas Services</w:t>
+      </w:r>
+      <w:r>
+        <w:rPr>
+          <w:rFonts w:ascii="Arial" w:cs="Arial" w:eastAsia="Arial" w:hAnsi="Arial"/>
+          <w:color w:val="14181D"/>
+          <w:sz w:val="20"/>
+          <w:szCs w:val="20"/>
+        </w:rPr>
+        <w:t xml:space="preserve"> is a defensible third: a major outage is a temporary population needing welfare, catering and sometimes accommodation at scale, on a fixed and unforgiving date. Add it if you want outage work; leave it off if you would rather be known for one thing first.</w:t>
+      </w:r>
+    </w:p>
+    <w:p>
+      <w:pPr>
+        <w:spacing w:after="90" w:before="90" w:line="280"/>
+      </w:pPr>
+      <w:r>
+        <w:rPr>
+          <w:rFonts w:ascii="Arial" w:cs="Arial" w:eastAsia="Arial" w:hAnsi="Arial"/>
+          <w:b/>
+          <w:bCs/>
+          <w:color w:val="14181D"/>
+          <w:sz w:val="20"/>
+          <w:szCs w:val="20"/>
+        </w:rPr>
+        <w:t xml:space="preserve">Do not select all five, and do not select "Other".</w:t>
+      </w:r>
+      <w:r>
+        <w:rPr>
+          <w:rFonts w:ascii="Arial" w:cs="Arial" w:eastAsia="Arial" w:hAnsi="Arial"/>
+          <w:color w:val="14181D"/>
+          <w:sz w:val="20"/>
+          <w:szCs w:val="20"/>
+        </w:rPr>
+        <w:t xml:space="preserve"> A single-director company claiming every business area reads as untargeted and routes to nobody in particular. Two named areas reach two real buyers.</w:t>
       </w:r>
     </w:p>
     <w:p>
@@ -4144,6 +4646,20 @@
     </w:p>
     <w:p>
       <w:pPr>
+        <w:spacing w:after="90" w:before="90" w:line="280"/>
+      </w:pPr>
+      <w:r>
+        <w:rPr>
+          <w:rFonts w:ascii="Arial" w:cs="Arial" w:eastAsia="Arial" w:hAnsi="Arial"/>
+          <w:color w:val="14181D"/>
+          <w:sz w:val="20"/>
+          <w:szCs w:val="20"/>
+        </w:rPr>
+        <w:t xml:space="preserve">A required field with no honest numeric answer for a service business. Say so, then give the figure that is actually meaningful — and keep it to one that will be honoured.</w:t>
+      </w:r>
+    </w:p>
+    <w:p>
+      <w:pPr>
         <w:pBdr>
           <w:left w:val="single" w:color="9C7A3C" w:sz="18" w:space="10"/>
         </w:pBdr>
@@ -4158,7 +4674,7 @@
           <w:sz w:val="19"/>
           <w:szCs w:val="19"/>
         </w:rPr>
-        <w:t xml:space="preserve">Service provider; no manufacturing or production capacity, and none is claimed. Delivery capacity on any single project is the capacity of the specialist supply chain contracted for it, which is procured and scaled to the requirement rather than held on a balance sheet. ETABLIX's own capacity is the management capacity to define, procure and control that supply chain: currently up to two concurrent engagements, with site establishments scoped and specified at workforce populations in the hundreds.</w:t>
+        <w:t xml:space="preserve">Service provider: no manufacturing or production capacity, and none is claimed. Delivery capacity on any project is the capacity of the specialist supply chain contracted for it, procured and scaled to the requirement rather than held as standing plant or headcount. ETABLIX's own capacity is the management capacity to specify, procure and control that supply chain: currently up to two concurrent engagements, at site establishments scoped for workforce populations in the hundreds and programme durations measured in years. Capacity is extended by contracting, not by recruitment, so lead time to mobilise a further engagement is the lead time of the packages themselves.</w:t>
       </w:r>
     </w:p>
     <w:p>
@@ -4172,7 +4688,7 @@
           <w:sz w:val="20"/>
           <w:szCs w:val="20"/>
         </w:rPr>
-        <w:t xml:space="preserve">Adjust the "two concurrent engagements" figure to whatever you will actually honour. It is a commitment, not a brochure line.</w:t>
+        <w:t xml:space="preserve">Set the "two concurrent engagements" figure to what will genuinely be honoured. It is a commitment a buyer may hold you to, not a brochure line, and the sentence after it is what makes a small number read as a model rather than a limitation.</w:t>
       </w:r>
     </w:p>
     <w:p>
